--- a/downloads/teacher/05 Materials/Unit 02/Slides/Slides 02.15 - Reading the News Why Prices Move.docx
+++ b/downloads/teacher/05 Materials/Unit 02/Slides/Slides 02.15 - Reading the News Why Prices Move.docx
@@ -39,7 +39,7 @@
         <w:pStyle w:val="Compact"/>
       </w:pPr>
       <w:r>
-        <w:t xml:space="preserve">[Paste one full dispatch from window 7 here before class.]</w:t>
+        <w:t xml:space="preserve">Today’s dispatch from window 7, shown in full.</w:t>
       </w:r>
     </w:p>
     <w:p>
@@ -261,7 +261,7 @@
         <w:t xml:space="preserve"> </w:t>
       </w:r>
       <w:r>
-        <w:t xml:space="preserve">Notes: From Sal’s Merchant’s Handbook.</w:t>
+        <w:t xml:space="preserve">Notes: From the ClassroomStreet Merchant’s Handbook.</w:t>
       </w:r>
     </w:p>
     <w:p>
@@ -1084,51 +1084,6 @@
       </w:r>
       <w:r>
         <w:t xml:space="preserve">Notes: 10 minutes.</w:t>
-      </w:r>
-      <w:r>
-        <w:t xml:space="preserve"> </w:t>
-      </w:r>
-      <w:r>
-        <w:rPr>
-          <w:rStyle w:val="TeacherNote"/>
-        </w:rPr>
-        <w:t xml:space="preserve">[Sal: if you send a custom hype dispatch from the Command Bridge today, label it</w:t>
-      </w:r>
-      <w:r>
-        <w:rPr>
-          <w:rStyle w:val="TeacherNote"/>
-        </w:rPr>
-        <w:t xml:space="preserve"> </w:t>
-      </w:r>
-      <w:r>
-        <w:rPr>
-          <w:rStyle w:val="TeacherNote"/>
-        </w:rPr>
-        <w:t xml:space="preserve">“</w:t>
-      </w:r>
-      <w:r>
-        <w:rPr>
-          <w:rStyle w:val="TeacherNote"/>
-        </w:rPr>
-        <w:t xml:space="preserve">Anonymous</w:t>
-      </w:r>
-      <w:r>
-        <w:rPr>
-          <w:rStyle w:val="TeacherNote"/>
-        </w:rPr>
-        <w:t xml:space="preserve">”</w:t>
-      </w:r>
-      <w:r>
-        <w:rPr>
-          <w:rStyle w:val="TeacherNote"/>
-        </w:rPr>
-        <w:t xml:space="preserve"> </w:t>
-      </w:r>
-      <w:r>
-        <w:rPr>
-          <w:rStyle w:val="TeacherNote"/>
-        </w:rPr>
-        <w:t xml:space="preserve">and confess afterward.]</w:t>
       </w:r>
     </w:p>
     <w:p>
